--- a/human/tasks/A-05/summary.docx
+++ b/human/tasks/A-05/summary.docx
@@ -125,7 +125,7 @@
     </w:p>
     <w:p>
       <w:r>
-        <w:t>U12-04文字将观测集与完整四模块并列，实际脚本仅筛后测可观察；48是总块而非每臂数。待受控修订已记consumer-impact，不改历史签收。该脚本无正式MI/MNAR，BH helper不是完整FDR流水线。</w:t>
+        <w:t>U12-04活动SAP已订正观测/完成集与48总人数，实际工具修正拟合自由度并迁入Agent层，旧签署保留。新活动修订待复核；正式MI/MNAR与完整四模块资格仍缺，BH helper不是完整FDR流水线。</w:t>
       </w:r>
     </w:p>
     <w:p>
@@ -202,7 +202,7 @@
     </w:p>
     <w:p>
       <w:r>
-        <w:t>累计50/71包规范化，剩余21，下一E-05。A-05业务仍BLOCKED_EXTERNAL；完整真实分析、正式参数、结果和签收未交付，整体双层根目录迁移继续。</w:t>
+        <w:t>本包首次整理时50/71、下一E-05；当前随U12-04活动SAP修订联动更新Word，文字影响关闭至活动候选待复核。A-05仍BLOCKED_EXTERNAL，真实分析、正式参数及签收未交付，根目录整体迁移继续。</w:t>
       </w:r>
     </w:p>
     <w:p>

--- a/human/tasks/A-05/summary.docx
+++ b/human/tasks/A-05/summary.docx
@@ -143,7 +143,7 @@
     </w:p>
     <w:p>
       <w:r>
-        <w:t>空结果提纲没有统计数值、授权或签名，不伪造U12-10分类器或训练manifest；根目录整体双层迁移仍未完成。</w:t>
+        <w:t>空结果提纲没有统计数值、授权或签名，不伪造U12-10分类器或训练manifest；根目录19/19项已迁入human/agent，当前读取和运行入口已验证，业务签收不变。</w:t>
       </w:r>
     </w:p>
     <w:p>
@@ -202,7 +202,12 @@
     </w:p>
     <w:p>
       <w:r>
-        <w:t>本包首次整理时50/71、下一E-05；当前随U12-04活动SAP修订联动更新Word，文字影响关闭至活动候选待复核。A-05仍BLOCKED_EXTERNAL，真实分析、正式参数及签收未交付，根目录整体迁移继续。</w:t>
+        <w:t>规范化71/71包、根目录迁移19/19项完成；每包Word由Agent源生成。</w:t>
+      </w:r>
+    </w:p>
+    <w:p>
+      <w:r>
+        <w:t>业务状态BLOCKED_EXTERNAL，原签收与未交付项不变；后续按注册表和实际依赖推进。</w:t>
       </w:r>
     </w:p>
     <w:p>
